--- a/DESIGN_REGISTRATION/Design_Registration_Form_1_our_project.docx
+++ b/DESIGN_REGISTRATION/Design_Registration_Form_1_our_project.docx
@@ -1160,7 +1160,7 @@
           </w:tcPr>
           <w:p>
             <w:r>
-              <w:t>The design is to be applied to “EDGE-AI SIGN LANGUAGE TRANSLATION APPARATUS”.</w:t>
+              <w:t>The design is to be applied to “EDGE-AI SIGN LANGUAGE TRANSLATION KIOSK WITH WIRELESS SENSOR GLOVE”.</w:t>
             </w:r>
           </w:p>
         </w:tc>
